--- a/testakten/sanierungsgewinn-insolvenzplan-grossbach-druckguss-erfurt-2026/09_7b_gewstg_parallelantrag_gewerbesteueramt_erfurt.docx
+++ b/testakten/sanierungsgewinn-insolvenzplan-grossbach-druckguss-erfurt-2026/09_7b_gewstg_parallelantrag_gewerbesteueramt_erfurt.docx
@@ -5,16 +5,20 @@
     <w:p>
       <w:pPr>
         <w:pStyle w:val="Heading1"/>
+        <w:spacing w:after="160" w:line="259" w:lineRule="auto"/>
       </w:pPr>
       <w:r>
         <w:rPr>
           <w:rFonts w:ascii="Times New Roman" w:hAnsi="Times New Roman"/>
+          <w:b/>
+          <w:sz w:val="28"/>
         </w:rPr>
         <w:t>09 Antrag nach § 7b GewStG — Parallelantrag Gewerbesteueramt der Stadt Erfurt</w:t>
       </w:r>
     </w:p>
     <w:p>
       <w:pPr>
+        <w:spacing w:line="259" w:lineRule="auto" w:after="60"/>
         <w:jc w:val="left"/>
       </w:pPr>
       <w:r>
@@ -29,34 +33,51 @@
     </w:p>
     <w:p>
       <w:pPr>
+        <w:spacing w:before="120" w:after="60" w:line="259" w:lineRule="auto"/>
         <w:jc w:val="left"/>
       </w:pPr>
       <w:r>
         <w:rPr>
+          <w:rFonts w:ascii="Times New Roman" w:hAnsi="Times New Roman"/>
           <w:b/>
+          <w:sz w:val="22"/>
         </w:rPr>
         <w:t>Empfänger:</w:t>
       </w:r>
       <w:r>
+        <w:rPr>
+          <w:rFonts w:ascii="Times New Roman" w:hAnsi="Times New Roman"/>
+          <w:b/>
+          <w:sz w:val="22"/>
+        </w:rPr>
         <w:t xml:space="preserve"> Stadt Erfurt — Gewerbesteueramt, Fischmarkt 11, 99084 Erfurt</w:t>
       </w:r>
     </w:p>
     <w:p>
       <w:pPr>
+        <w:spacing w:before="120" w:after="60" w:line="259" w:lineRule="auto"/>
         <w:jc w:val="left"/>
       </w:pPr>
       <w:r>
         <w:rPr>
+          <w:rFonts w:ascii="Times New Roman" w:hAnsi="Times New Roman"/>
           <w:b/>
+          <w:sz w:val="22"/>
         </w:rPr>
         <w:t>Datum (geplant):</w:t>
       </w:r>
       <w:r>
+        <w:rPr>
+          <w:rFonts w:ascii="Times New Roman" w:hAnsi="Times New Roman"/>
+          <w:b/>
+          <w:sz w:val="22"/>
+        </w:rPr>
         <w:t xml:space="preserve"> 28.04.2026 (zeitgleich mit § 3a IV EStG-Antrag, Aktenstück 08)</w:t>
       </w:r>
     </w:p>
     <w:p>
       <w:pPr>
+        <w:spacing w:line="259" w:lineRule="auto" w:after="60"/>
         <w:jc w:val="left"/>
       </w:pPr>
       <w:r>
@@ -71,32 +92,50 @@
     </w:p>
     <w:p>
       <w:pPr>
+        <w:spacing w:before="120" w:after="60" w:line="259" w:lineRule="auto"/>
         <w:jc w:val="left"/>
       </w:pPr>
       <w:r>
         <w:rPr>
-          <w:b/>
+          <w:rFonts w:ascii="Times New Roman" w:hAnsi="Times New Roman"/>
+          <w:b w:val="0"/>
+          <w:i w:val="0"/>
+          <w:sz w:val="22"/>
         </w:rPr>
         <w:t>Aktenzeichen Gewerbesteueramt:</w:t>
       </w:r>
       <w:r>
+        <w:rPr>
+          <w:rFonts w:ascii="Times New Roman" w:hAnsi="Times New Roman"/>
+          <w:b w:val="0"/>
+          <w:i w:val="0"/>
+          <w:sz w:val="22"/>
+        </w:rPr>
         <w:t xml:space="preserve"> 65-StA-188-2026</w:t>
       </w:r>
     </w:p>
-    <w:p/>
+    <w:p>
+      <w:pPr>
+        <w:spacing w:line="259" w:lineRule="auto" w:after="60"/>
+      </w:pPr>
+    </w:p>
     <w:p>
       <w:pPr>
         <w:pStyle w:val="Heading2"/>
+        <w:spacing w:before="120" w:after="60" w:line="259" w:lineRule="auto"/>
       </w:pPr>
       <w:r>
         <w:rPr>
           <w:rFonts w:ascii="Times New Roman" w:hAnsi="Times New Roman"/>
+          <w:b/>
+          <w:sz w:val="22"/>
         </w:rPr>
         <w:t>Sehr geehrte Damen und Herren,</w:t>
       </w:r>
     </w:p>
     <w:p>
       <w:pPr>
+        <w:spacing w:line="259" w:lineRule="auto" w:after="60"/>
         <w:jc w:val="left"/>
       </w:pPr>
       <w:r>
@@ -105,6 +144,7 @@
     </w:p>
     <w:p>
       <w:pPr>
+        <w:spacing w:line="259" w:lineRule="auto" w:after="60"/>
         <w:jc w:val="left"/>
       </w:pPr>
       <w:r>
@@ -116,6 +156,7 @@
     </w:p>
     <w:p>
       <w:pPr>
+        <w:spacing w:line="259" w:lineRule="auto" w:after="60"/>
         <w:jc w:val="left"/>
       </w:pPr>
       <w:r>
@@ -125,6 +166,7 @@
     <w:p>
       <w:pPr>
         <w:pStyle w:val="Heading2"/>
+        <w:spacing w:line="259" w:lineRule="auto" w:after="60"/>
       </w:pPr>
       <w:r>
         <w:rPr>
@@ -135,6 +177,7 @@
     </w:p>
     <w:p>
       <w:pPr>
+        <w:spacing w:line="259" w:lineRule="auto" w:after="60"/>
         <w:jc w:val="left"/>
       </w:pPr>
       <w:r>
@@ -143,6 +186,7 @@
     </w:p>
     <w:p>
       <w:pPr>
+        <w:spacing w:line="259" w:lineRule="auto" w:after="60"/>
         <w:jc w:val="left"/>
       </w:pPr>
       <w:r>
@@ -152,6 +196,7 @@
     <w:p>
       <w:pPr>
         <w:pStyle w:val="Heading2"/>
+        <w:spacing w:line="259" w:lineRule="auto" w:after="60"/>
       </w:pPr>
       <w:r>
         <w:rPr>
@@ -162,6 +207,7 @@
     </w:p>
     <w:p>
       <w:pPr>
+        <w:spacing w:line="259" w:lineRule="auto" w:after="60"/>
         <w:jc w:val="left"/>
       </w:pPr>
       <w:r>
@@ -170,6 +216,7 @@
     </w:p>
     <w:p>
       <w:pPr>
+        <w:spacing w:line="259" w:lineRule="auto" w:after="60"/>
         <w:jc w:val="left"/>
       </w:pPr>
       <w:r>
@@ -178,6 +225,7 @@
     </w:p>
     <w:p>
       <w:pPr>
+        <w:spacing w:line="259" w:lineRule="auto" w:after="60"/>
         <w:jc w:val="left"/>
       </w:pPr>
       <w:r>
@@ -187,6 +235,7 @@
     <w:p>
       <w:pPr>
         <w:pStyle w:val="Heading2"/>
+        <w:spacing w:line="259" w:lineRule="auto" w:after="60"/>
       </w:pPr>
       <w:r>
         <w:rPr>
@@ -197,6 +246,7 @@
     </w:p>
     <w:p>
       <w:pPr>
+        <w:spacing w:line="259" w:lineRule="auto" w:after="60"/>
         <w:jc w:val="left"/>
       </w:pPr>
       <w:r>
@@ -206,6 +256,7 @@
     <w:p>
       <w:pPr>
         <w:pStyle w:val="Heading2"/>
+        <w:spacing w:line="259" w:lineRule="auto" w:after="60"/>
       </w:pPr>
       <w:r>
         <w:rPr>
@@ -382,6 +433,7 @@
     <w:p>
       <w:pPr>
         <w:pStyle w:val="Heading2"/>
+        <w:spacing w:line="259" w:lineRule="auto" w:after="60"/>
       </w:pPr>
       <w:r>
         <w:rPr>
@@ -392,6 +444,7 @@
     </w:p>
     <w:p>
       <w:pPr>
+        <w:spacing w:line="259" w:lineRule="auto" w:after="60"/>
         <w:jc w:val="left"/>
       </w:pPr>
       <w:r>
@@ -401,6 +454,7 @@
     <w:p>
       <w:pPr>
         <w:pStyle w:val="ListNumber"/>
+        <w:spacing w:line="259" w:lineRule="auto" w:after="60"/>
       </w:pPr>
       <w:r>
         <w:t xml:space="preserve">die gewerbesteuerliche Freistellung des verbleibenden Sanierungsertrags nach § 7b GewStG i.V.m. § 3a Abs. 1 EStG für die KG in Höhe von </w:t>
@@ -418,6 +472,7 @@
     <w:p>
       <w:pPr>
         <w:pStyle w:val="ListNumber"/>
+        <w:spacing w:line="259" w:lineRule="auto" w:after="60"/>
       </w:pPr>
       <w:r>
         <w:t>dies im GewSt-Messbescheid 2026 entsprechend zu berücksichtigen;</w:t>
@@ -426,6 +481,7 @@
     <w:p>
       <w:pPr>
         <w:pStyle w:val="ListNumber"/>
+        <w:spacing w:line="259" w:lineRule="auto" w:after="60"/>
       </w:pPr>
       <w:r>
         <w:t>die Mindestbesteuerung nach § 10a Satz 2 GewStG für das Sanierungsjahr 2026 nicht anzuwenden, soweit der § 7b GewStG-Vorrang reicht;</w:t>
@@ -434,6 +490,7 @@
     <w:p>
       <w:pPr>
         <w:pStyle w:val="ListNumber"/>
+        <w:spacing w:line="259" w:lineRule="auto" w:after="60"/>
       </w:pPr>
       <w:r>
         <w:t>uns vor Erlass des GewSt-Messbescheids 2026 Gelegenheit zur Stellungnahme zu geben.</w:t>
@@ -442,6 +499,7 @@
     <w:p>
       <w:pPr>
         <w:pStyle w:val="Heading2"/>
+        <w:spacing w:line="259" w:lineRule="auto" w:after="60"/>
       </w:pPr>
       <w:r>
         <w:rPr>
@@ -453,6 +511,7 @@
     <w:p>
       <w:pPr>
         <w:pStyle w:val="ListBullet"/>
+        <w:spacing w:line="259" w:lineRule="auto" w:after="60"/>
       </w:pPr>
       <w:r>
         <w:t>Wir haben das Finanzamt Erfurt um eine verbindliche Auskunft nach § 89 AO gebeten (Aktenstück 10).</w:t>
@@ -461,6 +520,7 @@
     <w:p>
       <w:pPr>
         <w:pStyle w:val="ListBullet"/>
+        <w:spacing w:line="259" w:lineRule="auto" w:after="60"/>
       </w:pPr>
       <w:r>
         <w:t>Soweit das Finanzamt Erfurt die unternehmensbezogene Sanierung i.S.v. § 3a Abs. 2 EStG bestätigt, wirkt diese Bestätigung mittelbar auch für die gewerbesteuerliche Beurteilung nach § 7b GewStG, da § 7b GewStG auf § 3a EStG verweist. Wir bitten um koordinierte Bearbeitung.</w:t>
@@ -469,6 +529,7 @@
     <w:p>
       <w:pPr>
         <w:pStyle w:val="Heading2"/>
+        <w:spacing w:line="259" w:lineRule="auto" w:after="60"/>
       </w:pPr>
       <w:r>
         <w:rPr>
@@ -760,9 +821,14 @@
         </w:tc>
       </w:tr>
     </w:tbl>
-    <w:p/>
     <w:p>
       <w:pPr>
+        <w:spacing w:line="259" w:lineRule="auto" w:after="60"/>
+      </w:pPr>
+    </w:p>
+    <w:p>
+      <w:pPr>
+        <w:spacing w:line="259" w:lineRule="auto" w:after="60"/>
         <w:jc w:val="left"/>
       </w:pPr>
       <w:r>
@@ -771,6 +837,7 @@
     </w:p>
     <w:p>
       <w:pPr>
+        <w:spacing w:line="259" w:lineRule="auto" w:after="60"/>
         <w:jc w:val="left"/>
       </w:pPr>
       <w:r>
@@ -779,16 +846,22 @@
     </w:p>
     <w:p>
       <w:pPr>
+        <w:spacing w:line="259" w:lineRule="auto" w:after="60"/>
         <w:jc w:val="left"/>
       </w:pPr>
       <w:r>
         <w:t>für Grossbach Druckguss &amp; Präzision GmbH &amp; Co. KG</w:t>
       </w:r>
     </w:p>
-    <w:p/>
+    <w:p>
+      <w:pPr>
+        <w:spacing w:line="259" w:lineRule="auto" w:after="60"/>
+      </w:pPr>
+    </w:p>
     <w:p>
       <w:pPr>
         <w:pStyle w:val="Heading2"/>
+        <w:spacing w:line="259" w:lineRule="auto" w:after="60"/>
       </w:pPr>
       <w:r>
         <w:rPr>
@@ -800,6 +873,7 @@
     <w:p>
       <w:pPr>
         <w:pStyle w:val="ListBullet"/>
+        <w:spacing w:line="259" w:lineRule="auto" w:after="60"/>
       </w:pPr>
       <w:r>
         <w:t>Das Gewerbesteueramt der Stadt Erfurt arbeitet typischerweise nicht eigenständig, sondern wartet die Festsetzung des Messbetrags durch das Finanzamt ab. Trotzdem ist der Parallelantrag dort wichtig, weil die Mindestbesteuerung (§ 10a Satz 2 GewStG) und der Hebesatz (470 % Erfurt) lokal beeinflusst werden.</w:t>
@@ -808,6 +882,7 @@
     <w:p>
       <w:pPr>
         <w:pStyle w:val="ListBullet"/>
+        <w:spacing w:line="259" w:lineRule="auto" w:after="60"/>
       </w:pPr>
       <w:r>
         <w:t>Hebesatz Erfurt 470 % auf 24 Mio EUR * 3,5 % = 3.948.000 EUR GewSt. Diese Last würde die Sanierung kippen.</w:t>
@@ -816,19 +891,65 @@
     <w:p>
       <w:pPr>
         <w:pStyle w:val="ListBullet"/>
+        <w:spacing w:line="259" w:lineRule="auto" w:after="60"/>
       </w:pPr>
       <w:r>
         <w:t>Empfehlung: Antrag per Einschreiben/Rückschein und parallel per ELSTER versenden, damit eindeutige Eingangsdokumentation entsteht.</w:t>
       </w:r>
     </w:p>
     <w:sectPr>
+      <w:headerReference w:type="default" r:id="rId9"/>
+      <w:footerReference w:type="default" r:id="rId10"/>
       <w:pgSz w:w="11906" w:h="16838"/>
-      <w:pgMar w:top="1417" w:right="1417" w:bottom="1417" w:left="1417" w:header="720" w:footer="720" w:gutter="0"/>
+      <w:pgMar w:top="1191" w:right="1247" w:bottom="1134" w:left="1361" w:header="720" w:footer="720" w:gutter="0"/>
       <w:cols w:space="720"/>
       <w:docGrid w:linePitch="360"/>
     </w:sectPr>
   </w:body>
 </w:document>
+</file>
+
+<file path=word/footer1.xml><?xml version="1.0" encoding="utf-8"?>
+<w:ftr xmlns:m="http://schemas.openxmlformats.org/officeDocument/2006/math" xmlns:mc="http://schemas.openxmlformats.org/markup-compatibility/2006" xmlns:mo="http://schemas.microsoft.com/office/mac/office/2008/main" xmlns:mv="urn:schemas-microsoft-com:mac:vml" xmlns:o="urn:schemas-microsoft-com:office:office" xmlns:r="http://schemas.openxmlformats.org/officeDocument/2006/relationships" xmlns:v="urn:schemas-microsoft-com:vml" xmlns:w10="urn:schemas-microsoft-com:office:word" xmlns:w14="http://schemas.microsoft.com/office/word/2010/wordml" xmlns:w="http://schemas.openxmlformats.org/wordprocessingml/2006/main" xmlns:wne="http://schemas.microsoft.com/office/word/2006/wordml" xmlns:wp14="http://schemas.microsoft.com/office/word/2010/wordprocessingDrawing" xmlns:wp="http://schemas.openxmlformats.org/drawingml/2006/wordprocessingDrawing" xmlns:wpc="http://schemas.microsoft.com/office/word/2010/wordprocessingCanvas" xmlns:wpg="http://schemas.microsoft.com/office/word/2010/wordprocessingGroup" xmlns:wpi="http://schemas.microsoft.com/office/word/2010/wordprocessingInk" xmlns:wps="http://schemas.microsoft.com/office/word/2010/wordprocessingShape" mc:Ignorable="w14 wp14">
+  <w:p>
+    <w:pPr>
+      <w:pStyle w:val="Footer"/>
+      <w:jc w:val="left"/>
+    </w:pPr>
+    <w:r/>
+    <w:r>
+      <w:rPr>
+        <w:rFonts w:ascii="Times New Roman" w:hAnsi="Times New Roman"/>
+        <w:b w:val="0"/>
+        <w:color w:val="777777"/>
+        <w:sz w:val="17"/>
+      </w:rPr>
+      <w:t>Vertraulich | Bearbeitungsstand Juli 2026 | nur zur Aktenbearbeitung</w:t>
+    </w:r>
+  </w:p>
+</w:ftr>
+</file>
+
+<file path=word/header1.xml><?xml version="1.0" encoding="utf-8"?>
+<w:hdr xmlns:m="http://schemas.openxmlformats.org/officeDocument/2006/math" xmlns:mc="http://schemas.openxmlformats.org/markup-compatibility/2006" xmlns:mo="http://schemas.microsoft.com/office/mac/office/2008/main" xmlns:mv="urn:schemas-microsoft-com:mac:vml" xmlns:o="urn:schemas-microsoft-com:office:office" xmlns:r="http://schemas.openxmlformats.org/officeDocument/2006/relationships" xmlns:v="urn:schemas-microsoft-com:vml" xmlns:w10="urn:schemas-microsoft-com:office:word" xmlns:w14="http://schemas.microsoft.com/office/word/2010/wordml" xmlns:w="http://schemas.openxmlformats.org/wordprocessingml/2006/main" xmlns:wne="http://schemas.microsoft.com/office/word/2006/wordml" xmlns:wp14="http://schemas.microsoft.com/office/word/2010/wordprocessingDrawing" xmlns:wp="http://schemas.openxmlformats.org/drawingml/2006/wordprocessingDrawing" xmlns:wpc="http://schemas.microsoft.com/office/word/2010/wordprocessingCanvas" xmlns:wpg="http://schemas.microsoft.com/office/word/2010/wordprocessingGroup" xmlns:wpi="http://schemas.microsoft.com/office/word/2010/wordprocessingInk" xmlns:wps="http://schemas.microsoft.com/office/word/2010/wordprocessingShape" mc:Ignorable="w14 wp14">
+  <w:p>
+    <w:pPr>
+      <w:pStyle w:val="Header"/>
+      <w:jc w:val="left"/>
+    </w:pPr>
+    <w:r/>
+    <w:r>
+      <w:rPr>
+        <w:rFonts w:ascii="Times New Roman" w:hAnsi="Times New Roman"/>
+        <w:b w:val="0"/>
+        <w:i w:val="0"/>
+        <w:color w:val="666666"/>
+        <w:sz w:val="17"/>
+      </w:rPr>
+      <w:t>Lindenhof und Partner mbB | Insolvenz- und Restrukturierungsakte | Bearbeitungsstand Juli 2026</w:t>
+    </w:r>
+  </w:p>
+</w:hdr>
 </file>
 
 <file path=word/numbering.xml><?xml version="1.0" encoding="utf-8"?>
@@ -1545,11 +1666,12 @@
       <w:contextualSpacing/>
     </w:pPr>
     <w:rPr>
-      <w:rFonts w:asciiTheme="majorHAnsi" w:eastAsiaTheme="majorEastAsia" w:hAnsiTheme="majorHAnsi" w:cstheme="majorBidi"/>
+      <w:rFonts w:asciiTheme="majorHAnsi" w:eastAsiaTheme="majorEastAsia" w:hAnsiTheme="majorHAnsi" w:cstheme="majorBidi" w:ascii="Times New Roman" w:hAnsi="Times New Roman"/>
+      <w:b/>
       <w:color w:val="17365D" w:themeColor="text2" w:themeShade="BF"/>
       <w:spacing w:val="5"/>
       <w:kern w:val="28"/>
-      <w:sz w:val="52"/>
+      <w:sz w:val="30"/>
       <w:szCs w:val="52"/>
     </w:rPr>
   </w:style>
